--- a/Chap01/1장.docx
+++ b/Chap01/1장.docx
@@ -2,6 +2,154 @@
 <file path=word/document.xml><?xml version="1.0" encoding="utf-8"?>
 <w:document xmlns:wpc="http://schemas.microsoft.com/office/word/2010/wordprocessingCanvas" xmlns:mc="http://schemas.openxmlformats.org/markup-compatibility/2006" xmlns:o="urn:schemas-microsoft-com:office:office" xmlns:r="http://schemas.openxmlformats.org/officeDocument/2006/relationships" xmlns:m="http://schemas.openxmlformats.org/officeDocument/2006/math" xmlns:v="urn:schemas-microsoft-com:vml" xmlns:wp14="http://schemas.microsoft.com/office/word/2010/wordprocessingDrawing" xmlns:wp="http://schemas.openxmlformats.org/drawingml/2006/wordprocessingDrawing" xmlns:w10="urn:schemas-microsoft-com:office:word" xmlns:w="http://schemas.openxmlformats.org/wordprocessingml/2006/main" xmlns:w14="http://schemas.microsoft.com/office/word/2010/wordml" xmlns:w15="http://schemas.microsoft.com/office/word/2012/wordml" xmlns:wpg="http://schemas.microsoft.com/office/word/2010/wordprocessingGroup" xmlns:wpi="http://schemas.microsoft.com/office/word/2010/wordprocessingInk" xmlns:wne="http://schemas.microsoft.com/office/word/2006/wordml" xmlns:wps="http://schemas.microsoft.com/office/word/2010/wordprocessingShape">
   <w:body>
+    <w:p>
+      <w:pPr>
+        <w:pStyle w:val="a0"/>
+        <w:keepNext/>
+        <w:widowControl w:val="off"/>
+        <w:jc w:val="left"/>
+        <w:spacing w:after="68" w:before="340" w:line="360"/>
+      </w:pPr>
+      <w:bookmarkEnd w:id="1"/>
+      <w:r>
+        <w:rPr>
+          <w:rFonts w:ascii="맑은 고딕"/>
+          <w:b/>
+          <w:color w:val="FFFFFF"/>
+          <w:sz w:val="20"/>
+          <w:shd w:val="clear" w:color="auto" w:fill="5F53AE"/>
+        </w:rPr>
+      </w:r>
+      <w:bookmarkStart w:id="1" w:name="_top"/>
+      <w:r>
+        <w:rPr>
+          <w:rFonts w:ascii="맑은 고딕"/>
+          <w:b/>
+          <w:color w:val="FFFFFF"/>
+          <w:sz w:val="20"/>
+          <w:shd w:val="clear" w:color="auto" w:fill="5F53AE"/>
+        </w:rPr>
+        <w:t xml:space="preserve"> Step 1. </w:t>
+      </w:r>
+      <w:r>
+        <w:rPr>
+          <w:rFonts w:ascii="맑은 고딕" w:eastAsia="맑은 고딕"/>
+          <w:b/>
+          <w:color w:val="5F53AE"/>
+          <w:sz w:val="22"/>
+        </w:rPr>
+        <w:t xml:space="preserve">  챗GPT에게 프롬프트를 만들어달라고 요청하기</w:t>
+      </w:r>
+    </w:p>
+    <w:tbl>
+      <w:tblPr>
+        <w:tblpPr w:vertAnchor="text" w:horzAnchor="page" w:tblpX="1524" w:tblpY="48"/>
+        <w:tblOverlap w:val="never"/>
+        <w:tblW w:w="7200" w:type="dxa"/>
+        <w:tblBorders>
+          <w:top w:val="none" w:sz="2" w:space="0" w:color="000000"/>
+          <w:left w:val="none" w:sz="2" w:space="0" w:color="000000"/>
+          <w:bottom w:val="none" w:sz="2" w:space="0" w:color="000000"/>
+          <w:right w:val="none" w:sz="2" w:space="0" w:color="000000"/>
+        </w:tblBorders>
+        <w:tblLook w:val="04A0" w:firstRow="1" w:lastRow="0" w:firstColumn="1" w:lastColumn="0" w:noHBand="0" w:noVBand="1"/>
+        <w:tblLayout w:type="fixed"/>
+        <w:tblCellMar>
+          <w:top w:w="57" w:type="dxa"/>
+          <w:left w:w="102" w:type="dxa"/>
+          <w:bottom w:w="57" w:type="dxa"/>
+          <w:right w:w="102" w:type="dxa"/>
+        </w:tblCellMar>
+      </w:tblPr>
+      <w:tblGrid>
+        <w:gridCol w:w="7200"/>
+      </w:tblGrid>
+      <w:tr>
+        <w:trPr>
+          <w:trHeight w:val="283" w:hRule="atLeast"/>
+        </w:trPr>
+        <w:tc>
+          <w:tcPr>
+            <w:tcW w:w="7200" w:type="dxa"/>
+            <w:tcBorders>
+              <w:top w:val="single" w:sz="23" w:space="0" w:color="A7A5A6"/>
+              <w:left w:val="none" w:sz="2" w:space="0" w:color="000000"/>
+              <w:bottom w:val="single" w:sz="6" w:space="0" w:color="A7A5A6"/>
+              <w:right w:val="none" w:sz="2" w:space="0" w:color="000000"/>
+            </w:tcBorders>
+            <w:tcMar>
+              <w:top w:w="181" w:type="dxa"/>
+              <w:left w:w="0" w:type="dxa"/>
+              <w:bottom w:w="181" w:type="dxa"/>
+              <w:right w:w="0" w:type="dxa"/>
+            </w:tcMar>
+            <w:vAlign w:val="top"/>
+          </w:tcPr>
+          <w:p>
+            <w:pPr>
+              <w:pStyle w:val="a0"/>
+              <w:widowControl w:val="off"/>
+              <w:spacing w:after="0" w:line="360"/>
+            </w:pPr>
+            <w:r>
+              <w:rPr>
+                <w:rFonts w:ascii="D2Coding" w:eastAsia="D2Coding"/>
+                <w:b/>
+                <w:sz w:val="18"/>
+              </w:rPr>
+              <w:t>챗GPT에게 보낸 첫 메시지</w:t>
+            </w:r>
+          </w:p>
+          <w:p>
+            <w:pPr>
+              <w:pStyle w:val="a0"/>
+              <w:widowControl w:val="off"/>
+              <w:spacing w:after="0" w:line="360"/>
+            </w:pPr>
+            <w:r>
+              <w:rPr>
+                <w:rFonts w:ascii="D2Coding" w:eastAsia="D2Coding"/>
+                <w:sz w:val="18"/>
+              </w:rPr>
+              <w:t>행사 전단지 프롬프트 만들어줘. 이번에 새로 출시되는 수분크림의 장점을 소개하고, 한국 20대 여성이 이 화장품을 사용하고 피부가 좋아진 것을 보여주고 싶어. 행사기간은 11월 1일부터 12월 31일까지고, 이 기간 1세트 구매 고객은 50% 할인받을 수 있어.</w:t>
+            </w:r>
+          </w:p>
+        </w:tc>
+      </w:tr>
+    </w:tbl>
+    <w:p>
+      <w:pPr>
+        <w:pStyle w:val="a0"/>
+        <w:widowControl w:val="off"/>
+        <w:jc w:val="left"/>
+        <w:spacing w:after="227" w:before="85" w:line="240"/>
+      </w:pPr>
+    </w:p>
+    <w:p>
+      <w:pPr>
+        <w:pStyle w:val="a0"/>
+        <w:widowControl w:val="off"/>
+      </w:pPr>
+      <w:r>
+        <w:rPr>
+          <w:rFonts w:ascii="맑은 고딕"/>
+          <w:b/>
+          <w:color w:val="FFFFFF"/>
+          <w:sz w:val="20"/>
+          <w:shd w:val="clear" w:color="auto" w:fill="5F53AE"/>
+        </w:rPr>
+        <w:t xml:space="preserve"> Step 2. </w:t>
+      </w:r>
+      <w:r>
+        <w:rPr>
+          <w:rFonts w:ascii="맑은 고딕" w:eastAsia="맑은 고딕"/>
+          <w:b/>
+          <w:color w:val="5F53AE"/>
+          <w:sz w:val="22"/>
+        </w:rPr>
+        <w:t xml:space="preserve">  챗GPT가 만들어준 프롬프트(그대로 받은 것)</w:t>
+      </w:r>
+    </w:p>
     <w:tbl>
       <w:tblPr>
         <w:tblOverlap w:val="never"/>
@@ -51,15 +199,13 @@
               <w:widowControl w:val="off"/>
               <w:spacing w:after="0" w:line="360"/>
             </w:pPr>
-            <w:bookmarkStart w:id="1" w:name="_top"/>
-            <w:bookmarkEnd w:id="1"/>
             <w:r>
               <w:rPr>
                 <w:rFonts w:ascii="D2Coding" w:eastAsia="D2Coding"/>
                 <w:b/>
                 <w:sz w:val="18"/>
               </w:rPr>
-              <w:t>챗GPT에게 보낸 첫 메시지</w:t>
+              <w:t>챗GPT가 다듬어준 이미지 생성 프롬프트</w:t>
             </w:r>
           </w:p>
           <w:p>
@@ -73,7 +219,115 @@
                 <w:rFonts w:ascii="D2Coding" w:eastAsia="D2Coding"/>
                 <w:sz w:val="18"/>
               </w:rPr>
-              <w:t>행사 전단지 프롬프트 만들어줘. 이번에 새로 출시되는 수분크림의 장점을 소개하고, 한국 20대 여성이 이 화장품을 사용하고 피부가 좋아진 것을 보여주고 싶어. 행사기간은 11월 1일부터 12월 31일까지고, 이 기간 1세트 구매 고객은 50% 할인받을 수 있어.</w:t>
+              <w:t>새로 출시되는 프리미엄 수분크림 행사 전단지 디자인. 전체 분위기는 깨끗하고 촉촉하며 고급스러운 K-뷰티 화장품 광고 스타일. 배경은 화이트와 연한 하늘색, 은은한 물방울, 투명한 젤 텍스처, 부드러운 빛이 어우러진 산뜻한 분위기.</w:t>
+            </w:r>
+          </w:p>
+          <w:p>
+            <w:pPr>
+              <w:pStyle w:val="a0"/>
+              <w:widowControl w:val="off"/>
+              <w:spacing w:after="0" w:line="360"/>
+              <w:rPr/>
+            </w:pPr>
+          </w:p>
+          <w:p>
+            <w:pPr>
+              <w:pStyle w:val="a0"/>
+              <w:widowControl w:val="off"/>
+              <w:spacing w:after="0" w:line="360"/>
+            </w:pPr>
+            <w:r>
+              <w:rPr>
+                <w:rFonts w:ascii="D2Coding" w:eastAsia="D2Coding"/>
+                <w:sz w:val="18"/>
+              </w:rPr>
+              <w:t>중앙에는 새로 출시된 수분크림 제품 용기를 크게 배치하고, 옆에는 한국 20대 여성이 거울을 보며 수분크림을 얼굴에 바른 후 맑고 촉촉해진 피부에 만족하며 미소 짓는 장면. 전후 비교 이미지는 너무 극단적이지 않게, 사용 전에는 건조하고 푸석한 느낌, 사용 후에는 촉촉하고 매끄러운 피부로 자연스럽게.</w:t>
+            </w:r>
+          </w:p>
+          <w:p>
+            <w:pPr>
+              <w:pStyle w:val="a0"/>
+              <w:widowControl w:val="off"/>
+              <w:spacing w:after="0" w:line="360"/>
+              <w:rPr/>
+            </w:pPr>
+          </w:p>
+          <w:p>
+            <w:pPr>
+              <w:pStyle w:val="a0"/>
+              <w:widowControl w:val="off"/>
+              <w:spacing w:after="0" w:line="360"/>
+            </w:pPr>
+            <w:r>
+              <w:rPr>
+                <w:rFonts w:ascii="D2Coding" w:eastAsia="D2Coding"/>
+                <w:sz w:val="18"/>
+              </w:rPr>
+              <w:t>메인 문구: “새롭게 만나는 깊은 보습” / “하루 종일 촉촉한 피부 자신감”</w:t>
+            </w:r>
+          </w:p>
+          <w:p>
+            <w:pPr>
+              <w:pStyle w:val="a0"/>
+              <w:widowControl w:val="off"/>
+              <w:spacing w:after="0" w:line="360"/>
+            </w:pPr>
+            <w:r>
+              <w:rPr>
+                <w:rFonts w:ascii="D2Coding" w:eastAsia="D2Coding"/>
+                <w:sz w:val="18"/>
+              </w:rPr>
+              <w:t>제품 장점: 산뜻한 수분감 / 끈적임 없는 흡수력 / 건조한 피부에 촉촉한 보습 케어 / 맑고 생기 있는 피부 표현</w:t>
+            </w:r>
+          </w:p>
+          <w:p>
+            <w:pPr>
+              <w:pStyle w:val="a0"/>
+              <w:widowControl w:val="off"/>
+              <w:spacing w:after="0" w:line="360"/>
+            </w:pPr>
+            <w:r>
+              <w:rPr>
+                <w:rFonts w:ascii="D2Coding" w:eastAsia="D2Coding"/>
+                <w:sz w:val="18"/>
+              </w:rPr>
+              <w:t>행사 문구: “출시 기념 특별 이벤트” / “행사기간: 11월 1일 ~ 12월 31일” / “1 SET 구매 고객 50% 할인”</w:t>
+            </w:r>
+          </w:p>
+          <w:p>
+            <w:pPr>
+              <w:pStyle w:val="a0"/>
+              <w:widowControl w:val="off"/>
+              <w:spacing w:after="0" w:line="360"/>
+            </w:pPr>
+            <w:r>
+              <w:rPr>
+                <w:rFonts w:ascii="D2Coding" w:eastAsia="D2Coding"/>
+                <w:sz w:val="18"/>
+              </w:rPr>
+              <w:t>하단: “촉촉함을 채우는 새로운 보습 루틴”</w:t>
+            </w:r>
+          </w:p>
+          <w:p>
+            <w:pPr>
+              <w:pStyle w:val="a0"/>
+              <w:widowControl w:val="off"/>
+              <w:spacing w:after="0" w:line="360"/>
+              <w:rPr/>
+            </w:pPr>
+          </w:p>
+          <w:p>
+            <w:pPr>
+              <w:pStyle w:val="a0"/>
+              <w:widowControl w:val="off"/>
+              <w:spacing w:after="0" w:line="360"/>
+            </w:pPr>
+            <w:r>
+              <w:rPr>
+                <w:rFonts w:ascii="D2Coding" w:eastAsia="D2Coding"/>
+                <w:sz w:val="18"/>
+              </w:rPr>
+              <w:t>전체 비율은 세로형 A4 전단지 비율, 고해상도, 실사 스타일, 자연스러운 조명, 세련된 레이아웃.</w:t>
             </w:r>
           </w:p>
         </w:tc>
